--- a/Supplemental Files/Table S3.docx
+++ b/Supplemental Files/Table S3.docx
@@ -1,6 +1,6 @@
 
 <file path=word/document.xml><?xml version="1.0" encoding="utf-8"?>
-<w:document xmlns:wpc="http://schemas.microsoft.com/office/word/2010/wordprocessingCanvas" xmlns:cx="http://schemas.microsoft.com/office/drawing/2014/chartex" xmlns:cx1="http://schemas.microsoft.com/office/drawing/2015/9/8/chartex" xmlns:cx2="http://schemas.microsoft.com/office/drawing/2015/10/21/chartex" xmlns:cx3="http://schemas.microsoft.com/office/drawing/2016/5/9/chartex" xmlns:cx4="http://schemas.microsoft.com/office/drawing/2016/5/10/chartex" xmlns:cx5="http://schemas.microsoft.com/office/drawing/2016/5/11/chartex" xmlns:cx6="http://schemas.microsoft.com/office/drawing/2016/5/12/chartex" xmlns:cx7="http://schemas.microsoft.com/office/drawing/2016/5/13/chartex" xmlns:cx8="http://schemas.microsoft.com/office/drawing/2016/5/14/chartex" xmlns:mc="http://schemas.openxmlformats.org/markup-compatibility/2006" xmlns:aink="http://schemas.microsoft.com/office/drawing/2016/ink" xmlns:am3d="http://schemas.microsoft.com/office/drawing/2017/model3d" xmlns:o="urn:schemas-microsoft-com:office:office" xmlns:oel="http://schemas.microsoft.com/office/2019/extlst" xmlns:r="http://schemas.openxmlformats.org/officeDocument/2006/relationships" xmlns:m="http://schemas.openxmlformats.org/officeDocument/2006/math" xmlns:v="urn:schemas-microsoft-com:vml" xmlns:wp14="http://schemas.microsoft.com/office/word/2010/wordprocessingDrawing" xmlns:wp="http://schemas.openxmlformats.org/drawingml/2006/wordprocessingDrawing" xmlns:w10="urn:schemas-microsoft-com:office:word" xmlns:w="http://schemas.openxmlformats.org/wordprocessingml/2006/main" xmlns:w14="http://schemas.microsoft.com/office/word/2010/wordml" xmlns:w15="http://schemas.microsoft.com/office/word/2012/wordml" xmlns:w16cex="http://schemas.microsoft.com/office/word/2018/wordml/cex" xmlns:w16cid="http://schemas.microsoft.com/office/word/2016/wordml/cid" xmlns:w16="http://schemas.microsoft.com/office/word/2018/wordml" xmlns:w16du="http://schemas.microsoft.com/office/word/2023/wordml/word16du" xmlns:w16sdtdh="http://schemas.microsoft.com/office/word/2020/wordml/sdtdatahash" xmlns:w16sdtfl="http://schemas.microsoft.com/office/word/2024/wordml/sdtformatlock" xmlns:w16se="http://schemas.microsoft.com/office/word/2015/wordml/symex" xmlns:wpg="http://schemas.microsoft.com/office/word/2010/wordprocessingGroup" xmlns:wpi="http://schemas.microsoft.com/office/word/2010/wordprocessingInk" xmlns:wne="http://schemas.microsoft.com/office/word/2006/wordml" xmlns:wps="http://schemas.microsoft.com/office/word/2010/wordprocessingShape" mc:Ignorable="w14 w15 w16se w16cid w16 w16cex w16sdtdh w16sdtfl w16du wp14">
+<w:document xmlns:wpc="http://schemas.microsoft.com/office/word/2010/wordprocessingCanvas" xmlns:cx="http://schemas.microsoft.com/office/drawing/2014/chartex" xmlns:cx1="http://schemas.microsoft.com/office/drawing/2015/9/8/chartex" xmlns:cx2="http://schemas.microsoft.com/office/drawing/2015/10/21/chartex" xmlns:cx3="http://schemas.microsoft.com/office/drawing/2016/5/9/chartex" xmlns:cx4="http://schemas.microsoft.com/office/drawing/2016/5/10/chartex" xmlns:cx5="http://schemas.microsoft.com/office/drawing/2016/5/11/chartex" xmlns:cx6="http://schemas.microsoft.com/office/drawing/2016/5/12/chartex" xmlns:cx7="http://schemas.microsoft.com/office/drawing/2016/5/13/chartex" xmlns:cx8="http://schemas.microsoft.com/office/drawing/2016/5/14/chartex" xmlns:mc="http://schemas.openxmlformats.org/markup-compatibility/2006" xmlns:aink="http://schemas.microsoft.com/office/drawing/2016/ink" xmlns:am3d="http://schemas.microsoft.com/office/drawing/2017/model3d" xmlns:o="urn:schemas-microsoft-com:office:office" xmlns:oel="http://schemas.microsoft.com/office/2019/extlst" xmlns:r="http://schemas.openxmlformats.org/officeDocument/2006/relationships" xmlns:m="http://schemas.openxmlformats.org/officeDocument/2006/math" xmlns:v="urn:schemas-microsoft-com:vml" xmlns:wp14="http://schemas.microsoft.com/office/word/2010/wordprocessingDrawing" xmlns:wp="http://schemas.openxmlformats.org/drawingml/2006/wordprocessingDrawing" xmlns:w10="urn:schemas-microsoft-com:office:word" xmlns:w="http://schemas.openxmlformats.org/wordprocessingml/2006/main" xmlns:w14="http://schemas.microsoft.com/office/word/2010/wordml" xmlns:w15="http://schemas.microsoft.com/office/word/2012/wordml" xmlns:w16cei="http://schemas.microsoft.com/office/word/2026/wordml/cei" xmlns:w16cex="http://schemas.microsoft.com/office/word/2018/wordml/cex" xmlns:w16cid="http://schemas.microsoft.com/office/word/2016/wordml/cid" xmlns:w16="http://schemas.microsoft.com/office/word/2018/wordml" xmlns:w16du="http://schemas.microsoft.com/office/word/2023/wordml/word16du" xmlns:w16sdtdh="http://schemas.microsoft.com/office/word/2020/wordml/sdtdatahash" xmlns:w16sdtfl="http://schemas.microsoft.com/office/word/2024/wordml/sdtformatlock" xmlns:w16se="http://schemas.microsoft.com/office/word/2015/wordml/symex" xmlns:wpg="http://schemas.microsoft.com/office/word/2010/wordprocessingGroup" xmlns:wpi="http://schemas.microsoft.com/office/word/2010/wordprocessingInk" xmlns:wne="http://schemas.microsoft.com/office/word/2006/wordml" xmlns:wps="http://schemas.microsoft.com/office/word/2010/wordprocessingShape" mc:Ignorable="w14 w15 w16se w16cid w16 w16cex w16sdtdh w16sdtfl w16du wp14">
   <w:body>
     <w:p>
       <w:pPr>
@@ -51,6 +51,7 @@
           <w:tcPr>
             <w:tcW w:w="1951" w:type="dxa"/>
             <w:vMerge w:val="restart"/>
+            <w:vAlign w:val="center"/>
           </w:tcPr>
           <w:p>
             <w:pPr>
@@ -76,6 +77,7 @@
           <w:tcPr>
             <w:tcW w:w="2552" w:type="dxa"/>
             <w:gridSpan w:val="2"/>
+            <w:vAlign w:val="center"/>
           </w:tcPr>
           <w:p>
             <w:pPr>
@@ -119,7 +121,7 @@
           <w:tcPr>
             <w:tcW w:w="2551" w:type="dxa"/>
             <w:gridSpan w:val="2"/>
-            <w:vAlign w:val="bottom"/>
+            <w:vAlign w:val="center"/>
           </w:tcPr>
           <w:p>
             <w:pPr>
@@ -143,6 +145,7 @@
           <w:tcPr>
             <w:tcW w:w="1276" w:type="dxa"/>
             <w:vMerge w:val="restart"/>
+            <w:vAlign w:val="center"/>
           </w:tcPr>
           <w:p>
             <w:pPr>
@@ -166,6 +169,7 @@
           <w:tcPr>
             <w:tcW w:w="1276" w:type="dxa"/>
             <w:vMerge w:val="restart"/>
+            <w:vAlign w:val="center"/>
           </w:tcPr>
           <w:p>
             <w:pPr>
@@ -183,6 +187,14 @@
                 <w:bCs/>
               </w:rPr>
               <w:t>Enrichment FDR</w:t>
+            </w:r>
+            <w:r>
+              <w:rPr>
+                <w:rFonts w:asciiTheme="majorHAnsi" w:hAnsiTheme="majorHAnsi" w:cstheme="majorHAnsi"/>
+                <w:b/>
+                <w:bCs/>
+              </w:rPr>
+              <w:t>**</w:t>
             </w:r>
           </w:p>
         </w:tc>
@@ -204,6 +216,7 @@
         <w:tc>
           <w:tcPr>
             <w:tcW w:w="1276" w:type="dxa"/>
+            <w:vAlign w:val="center"/>
           </w:tcPr>
           <w:p>
             <w:pPr>
@@ -226,6 +239,7 @@
         <w:tc>
           <w:tcPr>
             <w:tcW w:w="1276" w:type="dxa"/>
+            <w:vAlign w:val="center"/>
           </w:tcPr>
           <w:p>
             <w:pPr>
@@ -248,6 +262,7 @@
         <w:tc>
           <w:tcPr>
             <w:tcW w:w="1275" w:type="dxa"/>
+            <w:vAlign w:val="center"/>
           </w:tcPr>
           <w:p>
             <w:pPr>
@@ -270,6 +285,7 @@
         <w:tc>
           <w:tcPr>
             <w:tcW w:w="1276" w:type="dxa"/>
+            <w:vAlign w:val="center"/>
           </w:tcPr>
           <w:p>
             <w:pPr>
@@ -1655,6 +1671,38 @@
         <w:t>* Active promoters represent all promoters with CAGE-detected transcription &gt; 0.1 TPM in at least one analyzed developmental stage.</w:t>
       </w:r>
     </w:p>
+    <w:p>
+      <w:pPr>
+        <w:jc w:val="both"/>
+        <w:rPr>
+          <w:rFonts w:ascii="Arial" w:hAnsi="Arial" w:cs="Arial"/>
+        </w:rPr>
+      </w:pPr>
+      <w:r>
+        <w:rPr>
+          <w:rFonts w:ascii="Arial" w:hAnsi="Arial" w:cs="Arial"/>
+        </w:rPr>
+        <w:t xml:space="preserve">** </w:t>
+      </w:r>
+      <w:r>
+        <w:rPr>
+          <w:rFonts w:ascii="Arial" w:hAnsi="Arial" w:cs="Arial"/>
+        </w:rPr>
+        <w:t>Motif enrichment was assessed using Fisher’s exact test, with P values adjusted for multiple testing using the Benjamini–Hochberg</w:t>
+      </w:r>
+      <w:r>
+        <w:rPr>
+          <w:rFonts w:ascii="Arial" w:hAnsi="Arial" w:cs="Arial"/>
+        </w:rPr>
+        <w:t xml:space="preserve"> </w:t>
+      </w:r>
+      <w:r>
+        <w:rPr>
+          <w:rFonts w:ascii="Arial" w:hAnsi="Arial" w:cs="Arial"/>
+        </w:rPr>
+        <w:t>method.</w:t>
+      </w:r>
+    </w:p>
     <w:sectPr>
       <w:pgSz w:w="12240" w:h="15840"/>
       <w:pgMar w:top="1440" w:right="1800" w:bottom="1440" w:left="1800" w:header="720" w:footer="720" w:gutter="0"/>
@@ -1666,7 +1714,7 @@
 </file>
 
 <file path=word/numbering.xml><?xml version="1.0" encoding="utf-8"?>
-<w:numbering xmlns:wpc="http://schemas.microsoft.com/office/word/2010/wordprocessingCanvas" xmlns:cx="http://schemas.microsoft.com/office/drawing/2014/chartex" xmlns:cx1="http://schemas.microsoft.com/office/drawing/2015/9/8/chartex" xmlns:cx2="http://schemas.microsoft.com/office/drawing/2015/10/21/chartex" xmlns:cx3="http://schemas.microsoft.com/office/drawing/2016/5/9/chartex" xmlns:cx4="http://schemas.microsoft.com/office/drawing/2016/5/10/chartex" xmlns:cx5="http://schemas.microsoft.com/office/drawing/2016/5/11/chartex" xmlns:cx6="http://schemas.microsoft.com/office/drawing/2016/5/12/chartex" xmlns:cx7="http://schemas.microsoft.com/office/drawing/2016/5/13/chartex" xmlns:cx8="http://schemas.microsoft.com/office/drawing/2016/5/14/chartex" xmlns:mc="http://schemas.openxmlformats.org/markup-compatibility/2006" xmlns:aink="http://schemas.microsoft.com/office/drawing/2016/ink" xmlns:am3d="http://schemas.microsoft.com/office/drawing/2017/model3d" xmlns:o="urn:schemas-microsoft-com:office:office" xmlns:oel="http://schemas.microsoft.com/office/2019/extlst" xmlns:r="http://schemas.openxmlformats.org/officeDocument/2006/relationships" xmlns:m="http://schemas.openxmlformats.org/officeDocument/2006/math" xmlns:v="urn:schemas-microsoft-com:vml" xmlns:wp14="http://schemas.microsoft.com/office/word/2010/wordprocessingDrawing" xmlns:wp="http://schemas.openxmlformats.org/drawingml/2006/wordprocessingDrawing" xmlns:w10="urn:schemas-microsoft-com:office:word" xmlns:w="http://schemas.openxmlformats.org/wordprocessingml/2006/main" xmlns:w14="http://schemas.microsoft.com/office/word/2010/wordml" xmlns:w15="http://schemas.microsoft.com/office/word/2012/wordml" xmlns:w16cex="http://schemas.microsoft.com/office/word/2018/wordml/cex" xmlns:w16cid="http://schemas.microsoft.com/office/word/2016/wordml/cid" xmlns:w16="http://schemas.microsoft.com/office/word/2018/wordml" xmlns:w16du="http://schemas.microsoft.com/office/word/2023/wordml/word16du" xmlns:w16sdtdh="http://schemas.microsoft.com/office/word/2020/wordml/sdtdatahash" xmlns:w16sdtfl="http://schemas.microsoft.com/office/word/2024/wordml/sdtformatlock" xmlns:w16se="http://schemas.microsoft.com/office/word/2015/wordml/symex" xmlns:wpg="http://schemas.microsoft.com/office/word/2010/wordprocessingGroup" xmlns:wpi="http://schemas.microsoft.com/office/word/2010/wordprocessingInk" xmlns:wne="http://schemas.microsoft.com/office/word/2006/wordml" xmlns:wps="http://schemas.microsoft.com/office/word/2010/wordprocessingShape" mc:Ignorable="w14 w15 w16se w16cid w16 w16cex w16sdtdh w16sdtfl w16du wp14">
+<w:numbering xmlns:wpc="http://schemas.microsoft.com/office/word/2010/wordprocessingCanvas" xmlns:cx="http://schemas.microsoft.com/office/drawing/2014/chartex" xmlns:cx1="http://schemas.microsoft.com/office/drawing/2015/9/8/chartex" xmlns:cx2="http://schemas.microsoft.com/office/drawing/2015/10/21/chartex" xmlns:cx3="http://schemas.microsoft.com/office/drawing/2016/5/9/chartex" xmlns:cx4="http://schemas.microsoft.com/office/drawing/2016/5/10/chartex" xmlns:cx5="http://schemas.microsoft.com/office/drawing/2016/5/11/chartex" xmlns:cx6="http://schemas.microsoft.com/office/drawing/2016/5/12/chartex" xmlns:cx7="http://schemas.microsoft.com/office/drawing/2016/5/13/chartex" xmlns:cx8="http://schemas.microsoft.com/office/drawing/2016/5/14/chartex" xmlns:mc="http://schemas.openxmlformats.org/markup-compatibility/2006" xmlns:aink="http://schemas.microsoft.com/office/drawing/2016/ink" xmlns:am3d="http://schemas.microsoft.com/office/drawing/2017/model3d" xmlns:o="urn:schemas-microsoft-com:office:office" xmlns:oel="http://schemas.microsoft.com/office/2019/extlst" xmlns:r="http://schemas.openxmlformats.org/officeDocument/2006/relationships" xmlns:m="http://schemas.openxmlformats.org/officeDocument/2006/math" xmlns:v="urn:schemas-microsoft-com:vml" xmlns:wp14="http://schemas.microsoft.com/office/word/2010/wordprocessingDrawing" xmlns:wp="http://schemas.openxmlformats.org/drawingml/2006/wordprocessingDrawing" xmlns:w10="urn:schemas-microsoft-com:office:word" xmlns:w="http://schemas.openxmlformats.org/wordprocessingml/2006/main" xmlns:w14="http://schemas.microsoft.com/office/word/2010/wordml" xmlns:w15="http://schemas.microsoft.com/office/word/2012/wordml" xmlns:w16cei="http://schemas.microsoft.com/office/word/2026/wordml/cei" xmlns:w16cex="http://schemas.microsoft.com/office/word/2018/wordml/cex" xmlns:w16cid="http://schemas.microsoft.com/office/word/2016/wordml/cid" xmlns:w16="http://schemas.microsoft.com/office/word/2018/wordml" xmlns:w16du="http://schemas.microsoft.com/office/word/2023/wordml/word16du" xmlns:w16sdtdh="http://schemas.microsoft.com/office/word/2020/wordml/sdtdatahash" xmlns:w16sdtfl="http://schemas.microsoft.com/office/word/2024/wordml/sdtformatlock" xmlns:w16se="http://schemas.microsoft.com/office/word/2015/wordml/symex" xmlns:wpg="http://schemas.microsoft.com/office/word/2010/wordprocessingGroup" xmlns:wpi="http://schemas.microsoft.com/office/word/2010/wordprocessingInk" xmlns:wne="http://schemas.microsoft.com/office/word/2006/wordml" xmlns:wps="http://schemas.microsoft.com/office/word/2010/wordprocessingShape" mc:Ignorable="w14 w15 w16se w16cid w16 w16cex w16sdtdh w16sdtfl w16du wp14">
   <w:abstractNum w:abstractNumId="0" w15:restartNumberingAfterBreak="0">
     <w:nsid w:val="FFFFFF7C"/>
     <w:multiLevelType w:val="singleLevel"/>
@@ -2471,7 +2519,6 @@
   <w:style w:type="character" w:default="1" w:styleId="Standardnpsmoodstavce">
     <w:name w:val="Default Paragraph Font"/>
     <w:uiPriority w:val="1"/>
-    <w:semiHidden/>
     <w:unhideWhenUsed/>
   </w:style>
   <w:style w:type="table" w:default="1" w:styleId="Normlntabulka">

--- a/Supplemental Files/Table S3.docx
+++ b/Supplemental Files/Table S3.docx
@@ -29,6 +29,18 @@
         </w:rPr>
         <w:t>The occurrence of motifs/TFBS modules was assessed in regions from -50 to -150 bp upstream of each TSS.</w:t>
       </w:r>
+      <w:r>
+        <w:rPr>
+          <w:rFonts w:ascii="Arial" w:hAnsi="Arial" w:cs="Arial"/>
+        </w:rPr>
+        <w:t xml:space="preserve"> </w:t>
+      </w:r>
+      <w:r>
+        <w:rPr>
+          <w:rFonts w:ascii="Arial" w:hAnsi="Arial" w:cs="Arial"/>
+        </w:rPr>
+        <w:t>The enrichment was calculated against a background set of all active promoters with CAGE signal &gt; 0.1 TPM.</w:t>
+      </w:r>
     </w:p>
     <w:tbl>
       <w:tblPr>
@@ -194,7 +206,7 @@
                 <w:b/>
                 <w:bCs/>
               </w:rPr>
-              <w:t>**</w:t>
+              <w:t>*</w:t>
             </w:r>
           </w:p>
         </w:tc>
@@ -1668,21 +1680,7 @@
         <w:rPr>
           <w:rFonts w:ascii="Arial" w:hAnsi="Arial" w:cs="Arial"/>
         </w:rPr>
-        <w:t>* Active promoters represent all promoters with CAGE-detected transcription &gt; 0.1 TPM in at least one analyzed developmental stage.</w:t>
-      </w:r>
-    </w:p>
-    <w:p>
-      <w:pPr>
-        <w:jc w:val="both"/>
-        <w:rPr>
-          <w:rFonts w:ascii="Arial" w:hAnsi="Arial" w:cs="Arial"/>
-        </w:rPr>
-      </w:pPr>
-      <w:r>
-        <w:rPr>
-          <w:rFonts w:ascii="Arial" w:hAnsi="Arial" w:cs="Arial"/>
-        </w:rPr>
-        <w:t xml:space="preserve">** </w:t>
+        <w:t xml:space="preserve">* </w:t>
       </w:r>
       <w:r>
         <w:rPr>
@@ -2519,6 +2517,7 @@
   <w:style w:type="character" w:default="1" w:styleId="Standardnpsmoodstavce">
     <w:name w:val="Default Paragraph Font"/>
     <w:uiPriority w:val="1"/>
+    <w:semiHidden/>
     <w:unhideWhenUsed/>
   </w:style>
   <w:style w:type="table" w:default="1" w:styleId="Normlntabulka">

--- a/Supplemental Files/Table S3.docx
+++ b/Supplemental Files/Table S3.docx
@@ -7,6 +7,7 @@
         <w:jc w:val="both"/>
         <w:rPr>
           <w:rFonts w:ascii="Arial" w:hAnsi="Arial" w:cs="Arial"/>
+          <w:b/>
         </w:rPr>
       </w:pPr>
       <w:r>
@@ -14,24 +15,68 @@
           <w:rFonts w:ascii="Arial" w:hAnsi="Arial" w:cs="Arial"/>
           <w:b/>
         </w:rPr>
-        <w:t>Table S4. Enrichment and distribution of sequence motifs and transcription factor binding site (TFBS) modules in proximal regions of shifting promoters.</w:t>
+        <w:t xml:space="preserve">Table </w:t>
       </w:r>
       <w:r>
         <w:rPr>
           <w:rFonts w:ascii="Arial" w:hAnsi="Arial" w:cs="Arial"/>
           <w:b/>
         </w:rPr>
-        <w:br/>
+        <w:t>S</w:t>
       </w:r>
       <w:r>
         <w:rPr>
           <w:rFonts w:ascii="Arial" w:hAnsi="Arial" w:cs="Arial"/>
+          <w:b/>
         </w:rPr>
-        <w:t>The occurrence of motifs/TFBS modules was assessed in regions from -50 to -150 bp upstream of each TSS.</w:t>
+        <w:t>3</w:t>
       </w:r>
       <w:r>
         <w:rPr>
           <w:rFonts w:ascii="Arial" w:hAnsi="Arial" w:cs="Arial"/>
+          <w:b/>
+        </w:rPr>
+        <w:t>. Enrichment of sequence motifs and</w:t>
+      </w:r>
+      <w:r>
+        <w:rPr>
+          <w:rFonts w:ascii="Arial" w:hAnsi="Arial" w:cs="Arial"/>
+          <w:b/>
+        </w:rPr>
+        <w:t xml:space="preserve"> </w:t>
+      </w:r>
+      <w:r>
+        <w:rPr>
+          <w:rFonts w:ascii="Arial" w:hAnsi="Arial" w:cs="Arial"/>
+          <w:b/>
+        </w:rPr>
+        <w:t xml:space="preserve">two-TFBS </w:t>
+      </w:r>
+      <w:r>
+        <w:rPr>
+          <w:rFonts w:ascii="Arial" w:hAnsi="Arial" w:cs="Arial"/>
+          <w:b/>
+        </w:rPr>
+        <w:t>modules in shifting promoters</w:t>
+      </w:r>
+      <w:r>
+        <w:rPr>
+          <w:rFonts w:ascii="Arial" w:hAnsi="Arial" w:cs="Arial"/>
+          <w:b/>
+        </w:rPr>
+        <w:t xml:space="preserve"> versus all active promoters</w:t>
+      </w:r>
+      <w:r>
+        <w:rPr>
+          <w:rFonts w:ascii="Arial" w:hAnsi="Arial" w:cs="Arial"/>
+          <w:b/>
+        </w:rPr>
+        <w:t>.</w:t>
+      </w:r>
+      <w:r>
+        <w:rPr>
+          <w:rFonts w:ascii="Arial" w:hAnsi="Arial" w:cs="Arial"/>
+          <w:b/>
         </w:rPr>
         <w:t xml:space="preserve"> </w:t>
       </w:r>
@@ -125,7 +170,25 @@
                 <w:bCs/>
                 <w:lang w:eastAsia="cs-CZ"/>
               </w:rPr>
-              <w:t>(total 3073)</w:t>
+              <w:t>(3073</w:t>
+            </w:r>
+            <w:r>
+              <w:rPr>
+                <w:rFonts w:asciiTheme="majorHAnsi" w:eastAsia="Times New Roman" w:hAnsiTheme="majorHAnsi" w:cstheme="majorHAnsi"/>
+                <w:b/>
+                <w:bCs/>
+                <w:lang w:eastAsia="cs-CZ"/>
+              </w:rPr>
+              <w:t xml:space="preserve"> in total</w:t>
+            </w:r>
+            <w:r>
+              <w:rPr>
+                <w:rFonts w:asciiTheme="majorHAnsi" w:eastAsia="Times New Roman" w:hAnsiTheme="majorHAnsi" w:cstheme="majorHAnsi"/>
+                <w:b/>
+                <w:bCs/>
+                <w:lang w:eastAsia="cs-CZ"/>
+              </w:rPr>
+              <w:t>)</w:t>
             </w:r>
           </w:p>
         </w:tc>
@@ -149,7 +212,25 @@
                 <w:bCs/>
                 <w:lang w:eastAsia="cs-CZ"/>
               </w:rPr>
-              <w:t>All active promoters (total 46643)</w:t>
+              <w:t>All active promoters (46643</w:t>
+            </w:r>
+            <w:r>
+              <w:rPr>
+                <w:rFonts w:asciiTheme="majorHAnsi" w:eastAsia="Times New Roman" w:hAnsiTheme="majorHAnsi" w:cstheme="majorHAnsi"/>
+                <w:b/>
+                <w:bCs/>
+                <w:lang w:eastAsia="cs-CZ"/>
+              </w:rPr>
+              <w:t xml:space="preserve"> in total</w:t>
+            </w:r>
+            <w:r>
+              <w:rPr>
+                <w:rFonts w:asciiTheme="majorHAnsi" w:eastAsia="Times New Roman" w:hAnsiTheme="majorHAnsi" w:cstheme="majorHAnsi"/>
+                <w:b/>
+                <w:bCs/>
+                <w:lang w:eastAsia="cs-CZ"/>
+              </w:rPr>
+              <w:t>)</w:t>
             </w:r>
           </w:p>
         </w:tc>
@@ -360,6 +441,15 @@
               </w:rPr>
               <w:t>STREME-identified motif</w:t>
             </w:r>
+            <w:r>
+              <w:rPr>
+                <w:rFonts w:ascii="Calibri" w:eastAsia="Times New Roman" w:hAnsi="Calibri" w:cs="Calibri"/>
+                <w:b/>
+                <w:bCs/>
+                <w:lang w:eastAsia="cs-CZ"/>
+              </w:rPr>
+              <w:t>s</w:t>
+            </w:r>
           </w:p>
         </w:tc>
       </w:tr>
@@ -764,9 +854,28 @@
                 <w:rFonts w:ascii="Calibri" w:eastAsia="Times New Roman" w:hAnsi="Calibri" w:cs="Calibri"/>
                 <w:b/>
                 <w:bCs/>
+                <w:i/>
                 <w:lang w:eastAsia="cs-CZ"/>
               </w:rPr>
-              <w:t>Cis-regulatory module</w:t>
+              <w:t>Cis</w:t>
+            </w:r>
+            <w:r>
+              <w:rPr>
+                <w:rFonts w:ascii="Calibri" w:eastAsia="Times New Roman" w:hAnsi="Calibri" w:cs="Calibri"/>
+                <w:b/>
+                <w:bCs/>
+                <w:lang w:eastAsia="cs-CZ"/>
+              </w:rPr>
+              <w:t>-regulatory module</w:t>
+            </w:r>
+            <w:r>
+              <w:rPr>
+                <w:rFonts w:ascii="Calibri" w:eastAsia="Times New Roman" w:hAnsi="Calibri" w:cs="Calibri"/>
+                <w:b/>
+                <w:bCs/>
+                <w:lang w:eastAsia="cs-CZ"/>
+              </w:rPr>
+              <w:t>s</w:t>
             </w:r>
           </w:p>
         </w:tc>
@@ -1668,7 +1777,6 @@
         </w:tc>
       </w:tr>
     </w:tbl>
-    <w:p/>
     <w:p>
       <w:pPr>
         <w:jc w:val="both"/>
@@ -1686,7 +1794,19 @@
         <w:rPr>
           <w:rFonts w:ascii="Arial" w:hAnsi="Arial" w:cs="Arial"/>
         </w:rPr>
-        <w:t>Motif enrichment was assessed using Fisher’s exact test, with P values adjusted for multiple testing using the Benjamini–Hochberg</w:t>
+        <w:t xml:space="preserve">Motif enrichment was assessed using Fisher’s exact test, with </w:t>
+      </w:r>
+      <w:r>
+        <w:rPr>
+          <w:rFonts w:ascii="Arial" w:hAnsi="Arial" w:cs="Arial"/>
+        </w:rPr>
+        <w:t>p-</w:t>
+      </w:r>
+      <w:r>
+        <w:rPr>
+          <w:rFonts w:ascii="Arial" w:hAnsi="Arial" w:cs="Arial"/>
+        </w:rPr>
+        <w:t>values adjusted for multiple testing using the Benjamini–Hochberg</w:t>
       </w:r>
       <w:r>
         <w:rPr>
@@ -1884,31 +2004,31 @@
       </w:rPr>
     </w:lvl>
   </w:abstractNum>
-  <w:num w:numId="1" w16cid:durableId="648436684">
+  <w:num w:numId="1" w16cid:durableId="1850484320">
     <w:abstractNumId w:val="8"/>
   </w:num>
-  <w:num w:numId="2" w16cid:durableId="1405294122">
+  <w:num w:numId="2" w16cid:durableId="1287352162">
     <w:abstractNumId w:val="6"/>
   </w:num>
-  <w:num w:numId="3" w16cid:durableId="1825974606">
+  <w:num w:numId="3" w16cid:durableId="1193762538">
     <w:abstractNumId w:val="5"/>
   </w:num>
-  <w:num w:numId="4" w16cid:durableId="522137945">
+  <w:num w:numId="4" w16cid:durableId="940187323">
     <w:abstractNumId w:val="4"/>
   </w:num>
-  <w:num w:numId="5" w16cid:durableId="584143312">
+  <w:num w:numId="5" w16cid:durableId="459540758">
     <w:abstractNumId w:val="7"/>
   </w:num>
-  <w:num w:numId="6" w16cid:durableId="723137416">
+  <w:num w:numId="6" w16cid:durableId="790395819">
     <w:abstractNumId w:val="3"/>
   </w:num>
-  <w:num w:numId="7" w16cid:durableId="185337239">
+  <w:num w:numId="7" w16cid:durableId="1077938821">
     <w:abstractNumId w:val="2"/>
   </w:num>
-  <w:num w:numId="8" w16cid:durableId="1684820069">
+  <w:num w:numId="8" w16cid:durableId="161556862">
     <w:abstractNumId w:val="1"/>
   </w:num>
-  <w:num w:numId="9" w16cid:durableId="1915040497">
+  <w:num w:numId="9" w16cid:durableId="2019573171">
     <w:abstractNumId w:val="0"/>
   </w:num>
 </w:numbering>
@@ -13294,6 +13414,114 @@
       </w:tcPr>
     </w:tblStylePr>
   </w:style>
+  <w:style w:type="paragraph" w:styleId="Textbubliny">
+    <w:name w:val="Balloon Text"/>
+    <w:basedOn w:val="Normln"/>
+    <w:link w:val="TextbublinyChar"/>
+    <w:uiPriority w:val="99"/>
+    <w:semiHidden/>
+    <w:unhideWhenUsed/>
+    <w:rsid w:val="004123BA"/>
+    <w:pPr>
+      <w:spacing w:after="0" w:line="240" w:lineRule="auto"/>
+    </w:pPr>
+    <w:rPr>
+      <w:rFonts w:ascii="Segoe UI" w:hAnsi="Segoe UI" w:cs="Segoe UI"/>
+      <w:sz w:val="18"/>
+      <w:szCs w:val="18"/>
+    </w:rPr>
+  </w:style>
+  <w:style w:type="character" w:customStyle="1" w:styleId="TextbublinyChar">
+    <w:name w:val="Text bubliny Char"/>
+    <w:basedOn w:val="Standardnpsmoodstavce"/>
+    <w:link w:val="Textbubliny"/>
+    <w:uiPriority w:val="99"/>
+    <w:semiHidden/>
+    <w:rsid w:val="004123BA"/>
+    <w:rPr>
+      <w:rFonts w:ascii="Segoe UI" w:hAnsi="Segoe UI" w:cs="Segoe UI"/>
+      <w:sz w:val="18"/>
+      <w:szCs w:val="18"/>
+    </w:rPr>
+  </w:style>
+  <w:style w:type="character" w:styleId="Odkaznakoment">
+    <w:name w:val="annotation reference"/>
+    <w:basedOn w:val="Standardnpsmoodstavce"/>
+    <w:uiPriority w:val="99"/>
+    <w:semiHidden/>
+    <w:unhideWhenUsed/>
+    <w:rsid w:val="004123BA"/>
+    <w:rPr>
+      <w:sz w:val="16"/>
+      <w:szCs w:val="16"/>
+    </w:rPr>
+  </w:style>
+  <w:style w:type="paragraph" w:styleId="Textkomente">
+    <w:name w:val="annotation text"/>
+    <w:basedOn w:val="Normln"/>
+    <w:link w:val="TextkomenteChar"/>
+    <w:uiPriority w:val="99"/>
+    <w:semiHidden/>
+    <w:unhideWhenUsed/>
+    <w:rsid w:val="004123BA"/>
+    <w:pPr>
+      <w:spacing w:line="240" w:lineRule="auto"/>
+    </w:pPr>
+    <w:rPr>
+      <w:sz w:val="20"/>
+      <w:szCs w:val="20"/>
+    </w:rPr>
+  </w:style>
+  <w:style w:type="character" w:customStyle="1" w:styleId="TextkomenteChar">
+    <w:name w:val="Text komentáře Char"/>
+    <w:basedOn w:val="Standardnpsmoodstavce"/>
+    <w:link w:val="Textkomente"/>
+    <w:uiPriority w:val="99"/>
+    <w:semiHidden/>
+    <w:rsid w:val="004123BA"/>
+    <w:rPr>
+      <w:sz w:val="20"/>
+      <w:szCs w:val="20"/>
+    </w:rPr>
+  </w:style>
+  <w:style w:type="paragraph" w:styleId="Pedmtkomente">
+    <w:name w:val="annotation subject"/>
+    <w:basedOn w:val="Textkomente"/>
+    <w:next w:val="Textkomente"/>
+    <w:link w:val="PedmtkomenteChar"/>
+    <w:uiPriority w:val="99"/>
+    <w:semiHidden/>
+    <w:unhideWhenUsed/>
+    <w:rsid w:val="004123BA"/>
+    <w:rPr>
+      <w:b/>
+      <w:bCs/>
+    </w:rPr>
+  </w:style>
+  <w:style w:type="character" w:customStyle="1" w:styleId="PedmtkomenteChar">
+    <w:name w:val="Předmět komentáře Char"/>
+    <w:basedOn w:val="TextkomenteChar"/>
+    <w:link w:val="Pedmtkomente"/>
+    <w:uiPriority w:val="99"/>
+    <w:semiHidden/>
+    <w:rsid w:val="004123BA"/>
+    <w:rPr>
+      <w:b/>
+      <w:bCs/>
+      <w:sz w:val="20"/>
+      <w:szCs w:val="20"/>
+    </w:rPr>
+  </w:style>
+  <w:style w:type="paragraph" w:styleId="Revize">
+    <w:name w:val="Revision"/>
+    <w:hidden/>
+    <w:uiPriority w:val="99"/>
+    <w:semiHidden/>
+    <w:rsid w:val="00EF379B"/>
+    <w:pPr>
+      <w:spacing w:after="0" w:line="240" w:lineRule="auto"/>
+    </w:pPr>
+  </w:style>
 </w:styles>
 </file>
 
@@ -13622,7 +13850,7 @@
 </file>
 
 <file path=customXml/itemProps1.xml><?xml version="1.0" encoding="utf-8"?>
-<ds:datastoreItem xmlns:ds="http://schemas.openxmlformats.org/officeDocument/2006/customXml" ds:itemID="{EF278816-EC6F-A645-907D-7F25AECB1D4A}">
+<ds:datastoreItem xmlns:ds="http://schemas.openxmlformats.org/officeDocument/2006/customXml" ds:itemID="{0FF133F7-9783-4221-9294-F64C3FC78A60}">
   <ds:schemaRefs>
     <ds:schemaRef ds:uri="http://schemas.openxmlformats.org/officeDocument/2006/bibliography"/>
   </ds:schemaRefs>
